--- a/DOCX/PRINT-6X9/VOLUME40.docx
+++ b/DOCX/PRINT-6X9/VOLUME40.docx
@@ -4534,7 +4534,7 @@
         <w:pStyle w:val="BodyText"/>
       </w:pPr>
       <w:r>
-        <w:t xml:space="preserve">Before that had maried. solomon sinhoo &amp; Toonjee &amp; also Jacob Checksonghun &amp; his Mohawk squaw. June. 27 1753.</w:t>
+        <w:t xml:space="preserve">Before that had married. solomon sinhoo &amp; Toonjee &amp; also Jacob Checksonghun &amp; his Mohawk squaw. June. 27 1753.</w:t>
       </w:r>
     </w:p>
     <w:p>
